--- a/miscellaneous/example-resume.docx
+++ b/miscellaneous/example-resume.docx
@@ -93,17 +93,7 @@
           <w:sz w:val="22"/>
           <w:szCs w:val="22"/>
         </w:rPr>
-        <w:t xml:space="preserve">Bachelor of Science in Computer Science</w:t>
-      </w:r>
-      <w:r>
-        <w:rPr>
-          <w:rFonts w:ascii="Arial" w:cs="Arial" w:eastAsia="Arial" w:hAnsi="Arial"/>
-          <w:i/>
-          <w:iCs/>
-          <w:sz w:val="22"/>
-          <w:szCs w:val="22"/>
-        </w:rPr>
-        <w:t xml:space="preserve">	Expected May 2028</w:t>
+        <w:t>Bachelor of Science in Computer Science	Expected May 2028</w:t>
       </w:r>
     </w:p>
     <w:p>
@@ -185,17 +175,7 @@
           <w:sz w:val="22"/>
           <w:szCs w:val="22"/>
         </w:rPr>
-        <w:t xml:space="preserve">Your University, Department of Computer Science</w:t>
-      </w:r>
-      <w:r>
-        <w:rPr>
-          <w:rFonts w:ascii="Arial" w:cs="Arial" w:eastAsia="Arial" w:hAnsi="Arial"/>
-          <w:i/>
-          <w:iCs/>
-          <w:sz w:val="22"/>
-          <w:szCs w:val="22"/>
-        </w:rPr>
-        <w:t xml:space="preserve">	Charlotte, NC</w:t>
+        <w:t>Your University, Department of Computer Science	Charlotte, NC</w:t>
       </w:r>
     </w:p>
     <w:p>
@@ -277,7 +257,7 @@
         </w:rPr>
         <w:t xml:space="preserve">  |  </w:t>
       </w:r>
-      <w:hyperlink w:history="1" r:id="rIdiwc_jmgmnltvws4om4fpg">
+      <w:hyperlink w:history="1" r:id="rId3vvqyqidma_uqqjels-oo">
         <w:r>
           <w:rPr>
             <w:rFonts w:ascii="Arial" w:cs="Arial" w:eastAsia="Arial" w:hAnsi="Arial"/>
@@ -297,7 +277,7 @@
         </w:rPr>
         <w:t xml:space="preserve">  |  </w:t>
       </w:r>
-      <w:hyperlink w:history="1" r:id="rId2nri6ejfbni4_md9h4s90">
+      <w:hyperlink w:history="1" r:id="rIdj1piodfr_drvksh2_ijn8">
         <w:r>
           <w:rPr>
             <w:rFonts w:ascii="Arial" w:cs="Arial" w:eastAsia="Arial" w:hAnsi="Arial"/>
@@ -381,7 +361,7 @@
         </w:rPr>
         <w:t xml:space="preserve">  |  </w:t>
       </w:r>
-      <w:hyperlink w:history="1" r:id="rIdbq_4ktlufrwhrm5krqe9b">
+      <w:hyperlink w:history="1" r:id="rIdwqle8oam21m4ltkj26bzt">
         <w:r>
           <w:rPr>
             <w:rFonts w:ascii="Arial" w:cs="Arial" w:eastAsia="Arial" w:hAnsi="Arial"/>
@@ -401,7 +381,7 @@
         </w:rPr>
         <w:t xml:space="preserve">  |  </w:t>
       </w:r>
-      <w:hyperlink w:history="1" r:id="rIdwncnpg2776jiaa0nxoj97">
+      <w:hyperlink w:history="1" r:id="rIdjgldzwh1zcz6tmvluupzj">
         <w:r>
           <w:rPr>
             <w:rFonts w:ascii="Arial" w:cs="Arial" w:eastAsia="Arial" w:hAnsi="Arial"/>
@@ -734,18 +714,80 @@
 <w:ftr xmlns:wpc="http://schemas.microsoft.com/office/word/2010/wordprocessingCanvas" xmlns:mc="http://schemas.openxmlformats.org/markup-compatibility/2006" xmlns:o="urn:schemas-microsoft-com:office:office" xmlns:r="http://schemas.openxmlformats.org/officeDocument/2006/relationships" xmlns:m="http://schemas.openxmlformats.org/officeDocument/2006/math" xmlns:v="urn:schemas-microsoft-com:vml" xmlns:wp14="http://schemas.microsoft.com/office/word/2010/wordprocessingDrawing" xmlns:wp="http://schemas.openxmlformats.org/drawingml/2006/wordprocessingDrawing" xmlns:w10="urn:schemas-microsoft-com:office:word" xmlns:w="http://schemas.openxmlformats.org/wordprocessingml/2006/main" xmlns:w14="http://schemas.microsoft.com/office/word/2010/wordml" xmlns:w15="http://schemas.microsoft.com/office/word/2012/wordml" xmlns:wpg="http://schemas.microsoft.com/office/word/2010/wordprocessingGroup" xmlns:wpi="http://schemas.microsoft.com/office/word/2010/wordprocessingInk" xmlns:wne="http://schemas.microsoft.com/office/word/2006/wordml" xmlns:wps="http://schemas.microsoft.com/office/word/2010/wordprocessingShape">
   <w:p>
     <w:pPr>
+      <w:pBdr>
+        <w:top w:val="single" w:color="A6A6A6" w:sz="4" w:space="4"/>
+      </w:pBdr>
+      <w:spacing w:after="60"/>
+    </w:pPr>
+    <w:r>
+      <w:rPr>
+        <w:rFonts w:ascii="Arial" w:cs="Arial" w:eastAsia="Arial" w:hAnsi="Arial"/>
+        <w:color w:val="595959"/>
+        <w:sz w:val="17"/>
+        <w:szCs w:val="17"/>
+      </w:rPr>
+      <w:t xml:space="preserve">This example was created by </w:t>
+    </w:r>
+    <w:hyperlink w:history="1" r:id="rIdjbo8tlcwhkjt61um9ct-r">
+      <w:r>
+        <w:rPr>
+          <w:rFonts w:ascii="Arial" w:cs="Arial" w:eastAsia="Arial" w:hAnsi="Arial"/>
+          <w:color w:val="0563C1"/>
+          <w:sz w:val="17"/>
+          <w:szCs w:val="17"/>
+          <w:u w:val="single"/>
+        </w:rPr>
+        <w:t xml:space="preserve">Segun Akinyemi</w:t>
+      </w:r>
+    </w:hyperlink>
+    <w:r>
+      <w:rPr>
+        <w:rFonts w:ascii="Arial" w:cs="Arial" w:eastAsia="Arial" w:hAnsi="Arial"/>
+        <w:color w:val="595959"/>
+        <w:sz w:val="17"/>
+        <w:szCs w:val="17"/>
+      </w:rPr>
+      <w:t xml:space="preserve"> based on the resume of a student who successfully interviewed with him and other Microsoft engineers in September 2026 for a software engineering internship focused on AI. The interviews included an </w:t>
+    </w:r>
+    <w:hyperlink w:history="1" r:id="rIdo5dmin-bx2wf4gm3vdc8k">
+      <w:r>
+        <w:rPr>
+          <w:rFonts w:ascii="Arial" w:cs="Arial" w:eastAsia="Arial" w:hAnsi="Arial"/>
+          <w:color w:val="0563C1"/>
+          <w:sz w:val="17"/>
+          <w:szCs w:val="17"/>
+          <w:u w:val="single"/>
+        </w:rPr>
+        <w:t xml:space="preserve">AI</w:t>
+        <w:noBreakHyphen/>
+        <w:t xml:space="preserve">assisted coding round on HackerRank</w:t>
+      </w:r>
+    </w:hyperlink>
+    <w:r>
+      <w:rPr>
+        <w:rFonts w:ascii="Arial" w:cs="Arial" w:eastAsia="Arial" w:hAnsi="Arial"/>
+        <w:color w:val="595959"/>
+        <w:sz w:val="17"/>
+        <w:szCs w:val="17"/>
+      </w:rPr>
+      <w:t xml:space="preserve">, where candidates can use AI while they code. The details here are fictional, but the patterns are real.</w:t>
+    </w:r>
+  </w:p>
+  <w:p>
+    <w:pPr>
+      <w:spacing w:before="260"/>
       <w:jc w:val="center"/>
     </w:pPr>
     <w:r>
       <w:rPr>
         <w:rFonts w:ascii="Arial" w:cs="Arial" w:eastAsia="Arial" w:hAnsi="Arial"/>
-        <w:i/>
-        <w:iCs/>
-        <w:color w:val="808080"/>
-        <w:sz w:val="16"/>
-        <w:szCs w:val="16"/>
+        <w:b/>
+        <w:bCs/>
+        <w:color w:val="595959"/>
+        <w:sz w:val="17"/>
+        <w:szCs w:val="17"/>
       </w:rPr>
-      <w:t xml:space="preserve">Example resume with fictional details. Replace everything with your own, then delete this line.</w:t>
+      <w:t xml:space="preserve">Delete this note before you use this resume.</w:t>
     </w:r>
   </w:p>
 </w:ftr>

--- a/miscellaneous/example-resume.docx
+++ b/miscellaneous/example-resume.docx
@@ -723,8 +723,8 @@
       <w:rPr>
         <w:rFonts w:ascii="Arial" w:cs="Arial" w:eastAsia="Arial" w:hAnsi="Arial"/>
         <w:color w:val="595959"/>
-        <w:sz w:val="17"/>
-        <w:szCs w:val="17"/>
+        <w:sz w:val="18"/>
+        <w:szCs w:val="18"/>
       </w:rPr>
       <w:t xml:space="preserve">This example was created by </w:t>
     </w:r>
@@ -733,8 +733,8 @@
         <w:rPr>
           <w:rFonts w:ascii="Arial" w:cs="Arial" w:eastAsia="Arial" w:hAnsi="Arial"/>
           <w:color w:val="0563C1"/>
-          <w:sz w:val="17"/>
-          <w:szCs w:val="17"/>
+          <w:sz w:val="18"/>
+          <w:szCs w:val="18"/>
           <w:u w:val="single"/>
         </w:rPr>
         <w:t xml:space="preserve">Segun Akinyemi</w:t>
@@ -744,33 +744,33 @@
       <w:rPr>
         <w:rFonts w:ascii="Arial" w:cs="Arial" w:eastAsia="Arial" w:hAnsi="Arial"/>
         <w:color w:val="595959"/>
-        <w:sz w:val="17"/>
-        <w:szCs w:val="17"/>
+        <w:sz w:val="18"/>
+        <w:szCs w:val="18"/>
       </w:rPr>
-      <w:t xml:space="preserve"> based on the resume of a student who successfully interviewed with him and other Microsoft engineers in September 2026 for a software engineering internship focused on AI. The interviews included an </w:t>
+      <w:t xml:space="preserve"> based on the resume of a student who successfully interviewed with him and other Microsoft engineers in September 2026 for a software engineering internship. Every detail was changed except the format and patterns. The interviews included an </w:t>
     </w:r>
     <w:hyperlink w:history="1" r:id="rIdo5dmin-bx2wf4gm3vdc8k">
       <w:r>
         <w:rPr>
           <w:rFonts w:ascii="Arial" w:cs="Arial" w:eastAsia="Arial" w:hAnsi="Arial"/>
           <w:color w:val="0563C1"/>
-          <w:sz w:val="17"/>
-          <w:szCs w:val="17"/>
+          <w:sz w:val="18"/>
+          <w:szCs w:val="18"/>
           <w:u w:val="single"/>
         </w:rPr>
         <w:t xml:space="preserve">AI</w:t>
         <w:noBreakHyphen/>
-        <w:t xml:space="preserve">assisted coding round on HackerRank</w:t>
+        <w:t xml:space="preserve">assisted technical round on HackerRank</w:t>
       </w:r>
     </w:hyperlink>
     <w:r>
       <w:rPr>
         <w:rFonts w:ascii="Arial" w:cs="Arial" w:eastAsia="Arial" w:hAnsi="Arial"/>
         <w:color w:val="595959"/>
-        <w:sz w:val="17"/>
-        <w:szCs w:val="17"/>
+        <w:sz w:val="18"/>
+        <w:szCs w:val="18"/>
       </w:rPr>
-      <w:t xml:space="preserve">, where candidates can use AI while they code. The details here are fictional, but the patterns are real.</w:t>
+      <w:t xml:space="preserve">. We know this resume format made it past the AI ATS scanning software most companies are using now, so its patterns should be a good starting place for building a successful resume when looking for tech internships.</w:t>
     </w:r>
   </w:p>
   <w:p>
@@ -784,8 +784,8 @@
         <w:b/>
         <w:bCs/>
         <w:color w:val="595959"/>
-        <w:sz w:val="17"/>
-        <w:szCs w:val="17"/>
+        <w:sz w:val="18"/>
+        <w:szCs w:val="18"/>
       </w:rPr>
       <w:t xml:space="preserve">Delete this note before you use this resume.</w:t>
     </w:r>
